--- a/일본판/3부/3부_4화_배신자.docx
+++ b/일본판/3부/3부_4화_배신자.docx
@@ -832,7 +832,7 @@
           <w:color w:val="555555"/>
           <w:sz w:val="22"/>
         </w:rPr>
-        <w:t>(浜野の手が動いた。湯呑みが机の上から、弧を描いて飛ぶ。畳に落ちる音。青い縁が二つに割れる。茶が遼の靴と裾に、跳ねる。)</w:t>
+        <w:t>(浜野の手が動いた。湯呑みが机の上から、弧を描いて飛ぶ。畳に落ちる音。青い縁が二つに割れる。茶が遼の靴と裾に跳ねる。)</w:t>
       </w:r>
     </w:p>
     <w:p>
@@ -954,7 +954,7 @@
           <w:i w:val="0"/>
           <w:sz w:val="22"/>
         </w:rPr>
-        <w:t>おらの海に原発を、持ってきたのは、お前のじいさんだ。真壁権之助だ。昭和の四十年代に、「この町を豊かにする」って漁協の寄り合いで、頭を下げて、持ってきた。親父の功は七期、おらたち浜の組合に、金を撒いた。盆暮れの祝儀船の、修繕の補助、役員の接待。おらの親父ももらった。それで網を買った。おらもその網で、育った。(声が少し震える)それがあの日全部、海に流れた。</w:t>
+        <w:t>おらの海に原発を、持ってきたのは、お前のじいさんだ。真壁権之助だ。昭和の四十年代に「この町を豊かにする」って漁協の寄り合いで、頭を下げて、持ってきた。親父の功は七期、おらたち浜の組合に、金を撒いた。盆暮れの祝儀船の、修繕の補助、役員の接待。おらの親父ももらった。それで網を買った。おらもその網で育った。(声が少し震える)それがあの日全部、海に流れた。</w:t>
       </w:r>
     </w:p>
     <w:p>
@@ -1145,7 +1145,7 @@
           <w:i w:val="0"/>
           <w:sz w:val="22"/>
         </w:rPr>
-        <w:t>だからなお悪いんだ。守れるやつが、裏切るんだ。約束を守れないやつなら、おらも「やっぱりな」で終われる。守れるやつが、守ったその足で、あっち側へ歩いていく。それがいちばん、腹が立つ。</w:t>
+        <w:t>だからなお悪いんだ。守れるやつが、裏切るんだ。約束を守れないやつならおらも「やっぱりな」で終われる。守れるやつが、守ったその足で、あっち側へ歩いていく。それがいちばん、腹が立つ。</w:t>
       </w:r>
     </w:p>
     <w:p>
@@ -1449,7 +1449,7 @@
           <w:i w:val="0"/>
           <w:sz w:val="22"/>
         </w:rPr>
-        <w:t>おれ悔しいっす。(声が割れる)先生に一番言いたくなかったんすけど。おれは先生がここで、飯を食ってくれたのが、うれしかった。親父の代からこの、町で偉いのは、真壁の家だった。その家の息子が、おれたちの隣に、座った。それがうれしかったんす。</w:t>
+        <w:t>おれ悔しいっす。(声が割れる)先生に一番言いたくなかったんすけど。おれは先生がここで、飯を食ってくれたのが、うれしかった。親父の代からこの、町で偉いのは、真壁の家だった。その家の息子が、おれたちの隣に座った。それがうれしかったんす。</w:t>
       </w:r>
     </w:p>
     <w:p>
@@ -1579,7 +1579,7 @@
           <w:color w:val="555555"/>
           <w:sz w:val="22"/>
         </w:rPr>
-        <w:t>(翔太は足を止める。何か言おうとして、やめる。軽トラのドアを、強く閉める音。)</w:t>
+        <w:t>(翔太は足を止める。何か言おうとしてやめる。軽トラのドアを、強く閉める音。)</w:t>
       </w:r>
     </w:p>
     <w:p>
@@ -1594,7 +1594,7 @@
           <w:color w:val="555555"/>
           <w:sz w:val="22"/>
         </w:rPr>
-        <w:t>(和代は助手席の、窓の中から、遼を見ている。何も言わない。唇が一度動きかけて、閉じる。ハンカチを握った手が、膝の上。)</w:t>
+        <w:t>(和代は助手席の、窓の中から、遼を見ている。何も言わない。唇が一度動きかけて閉じる。ハンカチを握った手が膝の上。)</w:t>
       </w:r>
     </w:p>
     <w:p>
@@ -1854,7 +1854,7 @@
           <w:i w:val="0"/>
           <w:sz w:val="22"/>
         </w:rPr>
-        <w:t>悔しい。浜野の言うことが、いちいち正しい。おらも真壁の、家には散々、世話になって散々、恨んでもいる。功さんの葬式にも、行った。けど功さんが死んで、息子が一人であの、家にいる。その息子が「出ます」と言う。おらは悔しいがな。(杖を握り直す)それでもお前が、やれ。外で叫んでるだけじゃ、届かねえ所があるべ。</w:t>
+        <w:t>悔しい。浜野の言うことが、いちいち正しい。おらも真壁の、家には散々、世話になって散々、恨んでもいる。功さんの葬式にも行った。けど功さんが死んで、息子が一人であの、家にいる。その息子が「出ます」と言う。おらは悔しいがな。(杖を握り直す)それでもお前がやれ。外で叫んでるだけじゃ、届かねえ所があるべ。</w:t>
       </w:r>
     </w:p>
     <w:p>
@@ -1900,7 +1900,7 @@
           <w:i w:val="0"/>
           <w:sz w:val="22"/>
         </w:rPr>
-        <w:t>浜野のことは、おらたち古い者に、任せろ。あれは一晩寝たら少し、落ち着く。三日たったらまた怒る。一週間で船に乗る。(間)それより先生。茶こぼしたままで、いいのか。</w:t>
+        <w:t>浜野のことは、おらたち古い者に任せろ。あれは一晩寝たら少し、落ち着く。三日たったらまた怒る。一週間で船に乗る。(間)それより先生。茶こぼしたままで、いいのか。</w:t>
       </w:r>
     </w:p>
     <w:p>
@@ -1961,7 +1961,7 @@
           <w:color w:val="555555"/>
           <w:sz w:val="22"/>
         </w:rPr>
-        <w:t>(遠藤は紙コップのほうじ茶を一人で、飲む。畳の上の湯呑みの、破片のそばで。)</w:t>
+        <w:t>(遠藤は紙コップのほうじ茶を一人で飲む。畳の上の湯呑みの、破片のそばで。)</w:t>
       </w:r>
     </w:p>
     <w:p>
@@ -1991,7 +1991,7 @@
           <w:color w:val="555555"/>
           <w:sz w:val="22"/>
         </w:rPr>
-        <w:t>(2022年2月8日(火)午前8時40分。桐生法律事務所。雪の止んだ朝。入口の曇りガラスの外から、朝の光。三浦が先に来て、窓を開け鉄瓶の湯を、沸かしている。遼が昨夜の背広のまま、入ってくる。眠っていない顔。)</w:t>
+        <w:t>(2022年2月8日(火)午前8時40分。桐生法律事務所。雪の止んだ朝。入口の曇りガラスの外から朝の光。三浦が先に来て、窓を開け鉄瓶の湯を、沸かしている。遼が昨夜の背広のまま、入ってくる。眠っていない顔。)</w:t>
       </w:r>
     </w:p>
     <w:p>
@@ -2412,7 +2412,7 @@
           <w:i w:val="0"/>
           <w:sz w:val="22"/>
         </w:rPr>
-        <w:t>私は先生を追って、いきません。(声は落ち着いている)秘書をやるつもりも、ありません。リクの学校のことも、あります。それに何よりこの町には、「帰ってくる場所」が一つ要ります。鉄瓶の火は私が、消しません。</w:t>
+        <w:t>私は先生を追って、いきません。(声は落ち着いている)秘書をやるつもりも、ありません。リクの学校のことも、あります。それに何よりこの町には「帰ってくる場所」が一つ要ります。鉄瓶の火は私が、消しません。</w:t>
       </w:r>
     </w:p>
     <w:p>
@@ -2488,7 +2488,7 @@
           <w:color w:val="555555"/>
           <w:sz w:val="22"/>
         </w:rPr>
-        <w:t>(三浦は棚の方を向く。青い縁の湯呑みが、あった場所が一つ、空いている。三浦はその、空きの前で少し、立つ。)</w:t>
+        <w:t>(三浦は棚の方を向く。青い縁の湯呑みが、あった場所が一つ、空いている。三浦はその空きの前で少し立つ。)</w:t>
       </w:r>
     </w:p>
     <w:p>
@@ -2717,7 +2717,7 @@
           <w:i w:val="0"/>
           <w:sz w:val="22"/>
         </w:rPr>
-        <w:t>先生のこと、一言も出さなかった。……ただ帰り際に、「湯呑みはいい湯呑みだった」って。</w:t>
+        <w:t>先生のこと、一言も出さなかった。……ただ帰り際に「湯呑みはいい湯呑みだった」って。</w:t>
       </w:r>
     </w:p>
     <w:p>
@@ -2926,7 +2926,7 @@
           <w:i w:val="0"/>
           <w:sz w:val="22"/>
         </w:rPr>
-        <w:t>……おらずっと考えてた。(声が小さい)先生がうちの、勝手口の前で、「出ます」って言った顔を。「ご迷惑をおかけします」って頭下げた顔を。翔太があの夜から、口利かね。台所でおらが「今日は何食べたい」って聞いても返事しね。</w:t>
+        <w:t>……おらずっと考えてた。(声が小さい)先生がうちの、勝手口の前で「出ます」って言った顔を。「ご迷惑をおかけします」って頭下げた顔を。翔太があの夜から、口利かね。台所でおらが「今日は何食べたい」って聞いても返事しね。</w:t>
       </w:r>
     </w:p>
     <w:p>
@@ -2972,7 +2972,7 @@
           <w:i w:val="0"/>
           <w:sz w:val="22"/>
         </w:rPr>
-        <w:t>言ったらいいのか。おらが。(顔を上げる)先生に一番、来てほしかったのは、おらだ。翔太の三者面談の帰りに、先生が肩を叩いてくれた。あれからおらずっと、先生の顔を「家の人」みたいに見てた。(涙は出ない)それがいきなり、遠くに行く。置いてかれる気がする。</w:t>
+        <w:t>言ったらいいのか。おらが。(顔を上げる)先生に一番、来てほしかったのはおらだ。翔太の三者面談の帰りに、先生が肩を叩いてくれた。あれからおらずっと、先生の顔を「家の人」みたいに見てた。(涙は出ない)それがいきなり、遠くに行く。置いてかれる気がする。</w:t>
       </w:r>
     </w:p>
     <w:p>
@@ -3056,7 +3056,7 @@
           <w:i w:val="0"/>
           <w:sz w:val="22"/>
         </w:rPr>
-        <w:t>おら考えたことがある。(静かに)功さんが死ぬ前の、秋に。浜でばったり会って、あの人が「遠藤さんおたくの、息子さんの法事は、いつだったかな」と言った。おらの息子はあの、震災の時の。功さんは七年前一度法事に、顔を出してた。あの時おらあの人を、追い返さなかった。</w:t>
+        <w:t>おら考えたことがある。(静かに)功さんが死ぬ前の秋に。浜でばったり会って、あの人が「遠藤さんおたくの、息子さんの法事は、いつだったかな」と言った。おらの息子はあの、震災の時の。功さんは七年前一度法事に、顔を出してた。あの時おらあの人を、追い返さなかった。</w:t>
       </w:r>
     </w:p>
     <w:p>
@@ -3102,7 +3102,7 @@
           <w:i w:val="0"/>
           <w:sz w:val="22"/>
         </w:rPr>
-        <w:t>真壁の家をおらは、一度も許してねえ。許してねえのに、あの人の線香は、受けた。(杖を膝に置く)人はそういう風に、できてる。許さないまま受ける。恨んだまま頼む。</w:t>
+        <w:t>真壁の家をおらは、一度も許してねえ。許してねえのに、あの人の線香は受けた。(杖を膝に置く)人はそういう風に、できてる。許さないまま受ける。恨んだまま頼む。</w:t>
       </w:r>
     </w:p>
     <w:p>
@@ -3186,7 +3186,7 @@
           <w:i w:val="0"/>
           <w:sz w:val="22"/>
         </w:rPr>
-        <w:t>修さんがあの子を、殴らなかったのは、あの子があの、子の親父さんより、よっぽどまともだからだ。殴ったらそこで、終わる。茶をひっくり返しただけ。それが修さんの、ぎりぎり。</w:t>
+        <w:t>修さんがあの子を、殴らなかったのは、あの子があの、子の親父さんより、よっぽどまともだからだ。殴ったらそこで終わる。茶をひっくり返しただけ。それが修さんの、ぎりぎり。</w:t>
       </w:r>
     </w:p>
     <w:p>
@@ -3377,7 +3377,7 @@
           <w:i w:val="0"/>
           <w:sz w:val="22"/>
         </w:rPr>
-        <w:t>私はあの、場にいませんでした。だからこれは、聞いた話です。……でも言っておきます。真壁さんが、出馬すること自体は、悪いとは思いません。</w:t>
+        <w:t>私はあの場にいませんでした。だからこれは、聞いた話です。……でも言っておきます。真壁さんが、出馬すること自体は、悪いとは思いません。</w:t>
       </w:r>
     </w:p>
     <w:p>
@@ -3423,7 +3423,7 @@
           <w:i w:val="0"/>
           <w:sz w:val="22"/>
         </w:rPr>
-        <w:t>世襲が嫌いなのと、出る人が悪いのとは、別です。(顔を上げる)私が嫌なのはそのことの、理由の置き方です。「頼まれたから」でも「父の遺志だから」でもなく「自分で決めた」と言いました。浜野さんの前で。それは本当なんですか。</w:t>
+        <w:t>世襲が嫌いなのと、出る人が悪いのとは別です。(顔を上げる)私が嫌なのはそのことの、理由の置き方です。「頼まれたから」でも「父の遺志だから」でもなく「自分で決めた」と言いました。浜野さんの前で。それは本当なんですか。</w:t>
       </w:r>
     </w:p>
     <w:p>
@@ -3469,7 +3469,7 @@
           <w:i w:val="0"/>
           <w:sz w:val="22"/>
         </w:rPr>
-        <w:t>では一つ聞きます。(六法を遼の机に、置く。付箋の貼ってある頁)憲法十五条の二項、読めますか。</w:t>
+        <w:t>では一つ聞きます。(六法を遼の机に置く。付箋の貼ってある頁)憲法十五条の二項、読めますか。</w:t>
       </w:r>
     </w:p>
     <w:p>
@@ -3530,7 +3530,7 @@
           <w:i w:val="0"/>
           <w:sz w:val="22"/>
         </w:rPr>
-        <w:t>はい。国会議員は公務員です。(淡々と)全体の奉仕者として、国を撃っている原告団の、一部に立ってきた人が、全体のために国を、動かす側に回る。理屈としては、成り立ちます。でも原告団の、三百人にとって、「一部」は真壁さんが一番、大事に思っていたは、ずの人たちです。</w:t>
+        <w:t>はい。国会議員は公務員です。(淡々と)全体の奉仕者として、国を撃っている原告団の、一部に立ってきた人が、全体のために国を、動かす側に回る。理屈としては、成り立ちます。でも原告団の、三百人にとって「一部」は真壁さんが一番、大事に思っていたは、ずの人たちです。</w:t>
       </w:r>
     </w:p>
     <w:p>
@@ -3576,7 +3576,7 @@
           <w:i w:val="0"/>
           <w:sz w:val="22"/>
         </w:rPr>
-        <w:t>「全体のため」って言葉は昔から、一部を切り捨てるために、使われてきました。祖父は国に十年、待たされました。国の「全体」の都合に祖父の「一部」が入らなかったから。(間)真壁さんが国会で、「全体のため」って言う日が、来たときそこに、波戸町の人たちの顔が、浮かぶのかどうか。今答えてください。</w:t>
+        <w:t>「全体のため」って言葉は昔から、一部を切り捨てるために、使われてきました。祖父は国に十年、待たされました。国の「全体」の都合に祖父の「一部」が入らなかったから。(間)真壁さんが国会で「全体のため」って言う日が、来たときそこに、波戸町の人たちの顔が、浮かぶのかどうか。今答えてください。</w:t>
       </w:r>
     </w:p>
     <w:p>
@@ -3836,7 +3836,7 @@
           <w:i w:val="0"/>
           <w:sz w:val="22"/>
         </w:rPr>
-        <w:t>勘違いしないでください。(ノートパソコンを、開く)許したんじゃないです。見ているだけです。祖父の位牌の前で、「見てきた」と言えるように。</w:t>
+        <w:t>勘違いしないでください。(ノートパソコンを開く)許したんじゃないです。見ているだけです。祖父の位牌の前で「見てきた」と言えるように。</w:t>
       </w:r>
     </w:p>
     <w:p>
@@ -3866,7 +3866,7 @@
           <w:color w:val="555555"/>
           <w:sz w:val="22"/>
         </w:rPr>
-        <w:t>(2022年2月18日(金)午後2時。汐見の後援会事務所。国道沿いの、古い電器屋の二階。壁に真壁功の写真と、「国民協和党 真壁功後援会」の看板。ストーブの、上のやかんが、鳴っている。長机に大沼と池澤が、並んで座る。向かいに遼。後ろに榊が書類鞄を、提げて立つ。)</w:t>
+        <w:t>(2022年2月18日(金)午後2時。汐見の後援会事務所。国道沿いの、古い電器屋の二階。壁に真壁功の写真と「国民協和党 真壁功後援会」の看板。ストーブの、上のやかんが、鳴っている。長机に大沼と池澤が、並んで座る。向かいに遼。後ろに榊が書類鞄を、提げて立つ。)</w:t>
       </w:r>
     </w:p>
     <w:p>
@@ -3935,7 +3935,7 @@
           <w:i w:val="0"/>
           <w:sz w:val="22"/>
         </w:rPr>
-        <w:t>ふん。(口を結ぶ)世話はしたが、世話になったとは、言わん。功先生がうちの、町に三十年、してくだすったことの、お返しだ。</w:t>
+        <w:t>ふん。(口を結ぶ)世話はしたが、世話になったとは言わん。功先生がうちの、町に三十年、してくだすったことの、お返しだ。</w:t>
       </w:r>
     </w:p>
     <w:p>
@@ -3981,7 +3981,7 @@
           <w:i w:val="0"/>
           <w:sz w:val="22"/>
         </w:rPr>
-        <w:t>言っとかねば、ならん。(遼を見る)出ると聞いた。出る以上は勝て。負けたら後援会は、峰岸に流れる。それだけは承知しとけ。</w:t>
+        <w:t>言っとかねばならん。(遼を見る)出ると聞いた。出る以上は勝て。負けたら後援会は、峰岸に流れる。それだけは承知しとけ。</w:t>
       </w:r>
     </w:p>
     <w:p>
@@ -4073,7 +4073,7 @@
           <w:i w:val="0"/>
           <w:sz w:val="22"/>
         </w:rPr>
-        <w:t>率直に申します。わたくしども連合会は、真壁先生のご子息を、お待ちしておりました。とは申しません。お待ちしていたのは、功先生が育てた、汐見の「看板」です。ご子息がその看板に、見合う人かどうか。それを私どもはまだ、見ておりません。</w:t>
+        <w:t>率直に申します。わたくしども連合会は、真壁先生のご子息を、お待ちしておりました。とは申しません。お待ちしていたのは、功先生が育てた汐見の「看板」です。ご子息がその看板に、見合う人かどうか。それを私どもはまだ、見ておりません。</w:t>
       </w:r>
     </w:p>
     <w:p>
@@ -4096,7 +4096,7 @@
           <w:i w:val="0"/>
           <w:sz w:val="22"/>
         </w:rPr>
-        <w:t>歓迎するとは、言わん。使えるか使えんかだ。</w:t>
+        <w:t>歓迎するとは言わん。使えるか使えんかだ。</w:t>
       </w:r>
     </w:p>
     <w:p>
@@ -4142,7 +4142,7 @@
           <w:i w:val="0"/>
           <w:sz w:val="22"/>
         </w:rPr>
-        <w:t>連れて来る気は、ない。(鼻を鳴らす)あんな連中を、連れて来たら、こっちが票を失う。</w:t>
+        <w:t>連れて来る気はない。(鼻を鳴らす)あんな連中を、連れて来たら、こっちが票を失う。</w:t>
       </w:r>
     </w:p>
     <w:p>
@@ -4287,7 +4287,7 @@
           <w:i w:val="0"/>
           <w:sz w:val="22"/>
         </w:rPr>
-        <w:t>言っとかねば、いかん。(遼に)分かったか。</w:t>
+        <w:t>言っとかねばいかん。(遼に)分かったか。</w:t>
       </w:r>
     </w:p>
     <w:p>
@@ -4493,7 +4493,7 @@
           <w:color w:val="555555"/>
           <w:sz w:val="22"/>
         </w:rPr>
-        <w:t>(大沼が鼻で息をする。池澤は湯呑みに、視線を落とす。やかんがふつふつ、鳴る。)</w:t>
+        <w:t>(大沼が鼻で息をする。池澤は湯呑みに、視線を落とす。やかんがふつふつ鳴る。)</w:t>
       </w:r>
     </w:p>
     <w:p>
@@ -4760,7 +4760,7 @@
           <w:i w:val="0"/>
           <w:sz w:val="22"/>
         </w:rPr>
-        <w:t>ただおらはお前の隣には、座らね。(網から目を離さない)集会でも事務所でも。お前の口から「先生」って呼ばれるのもおらは、呼ばね。お前はおらにとって、先生じゃなくて、「真壁」だ。</w:t>
+        <w:t>ただおらはお前の隣には座らね。(網から目を離さない)集会でも事務所でも。お前の口から「先生」って呼ばれるのもおらは呼ばね。お前はおらにとって、先生じゃなくて「真壁」だ。</w:t>
       </w:r>
     </w:p>
     <w:p>
@@ -4852,7 +4852,7 @@
           <w:i w:val="0"/>
           <w:sz w:val="22"/>
         </w:rPr>
-        <w:t>思わねえか。(わずかに口の端が、動く)遠藤の爺さまが昨日、うちに来た。「浜野あれは一晩寝たら、落ち着く」って言ってたらしいな。落ち着かねえよ。おらは船に、乗って三日間、網を打ちながら、お前のことを考えた。考えて考えて一つだけ、分かった。</w:t>
+        <w:t>思わねえか。(わずかに口の端が動く)遠藤の爺さまが昨日、うちに来た。「浜野あれは一晩寝たら、落ち着く」って言ってたらしいな。落ち着かねえよ。おらは船に、乗って三日間、網を打ちながら、お前のことを考えた。考えて考えて一つだけ、分かった。</w:t>
       </w:r>
     </w:p>
     <w:p>
@@ -4898,7 +4898,7 @@
           <w:i w:val="0"/>
           <w:sz w:val="22"/>
         </w:rPr>
-        <w:t>お前が逃げなかった、ってことだ。(網を置く。初めて遼の方を向く)茶を頭から浴びても、逃げなかった。破片を素手で拾った。弁解をしなかった。あれは親父の功とは、違う。功は頭を下げても背筋は、曲げなかった。お前は曲げた。曲げたままそこにいた。</w:t>
+        <w:t>お前が逃げなかった、ってことだ。(網を置く。初めて遼の方を向く)茶を頭から浴びても、逃げなかった。破片を素手で拾った。弁解をしなかった。あれは親父の功とは違う。功は頭を下げても背筋は、曲げなかった。お前は曲げた。曲げたままそこにいた。</w:t>
       </w:r>
     </w:p>
     <w:p>
@@ -4944,7 +4944,7 @@
           <w:i w:val="0"/>
           <w:sz w:val="22"/>
         </w:rPr>
-        <w:t>褒めてんじゃねえ。(強く)褒めてねえ。腹は立ってる。でも「全部その通りです」って言ったのはおらは、聞いた。あの一言は聞いた。</w:t>
+        <w:t>褒めてんじゃねえ。(強く)褒めてねえ。腹は立ってる。でも「全部その通りです」って言ったのはおらは聞いた。あの一言は聞いた。</w:t>
       </w:r>
     </w:p>
     <w:p>
@@ -5028,7 +5028,7 @@
           <w:i w:val="0"/>
           <w:sz w:val="22"/>
         </w:rPr>
-        <w:t>おらたちに、裏切られた、と思う日が、来たらおらに、言え。お前がおらたちを、じゃねえ。おらたちがお前を、裏切ったら。(小さく)そういう日もあるかもしんねえ。人間だ。そのときはお前が、最初におらに言え。</w:t>
+        <w:t>おらたちに、裏切られた、と思う日が、来たらおらに言え。お前がおらたちを、じゃねえ。おらたちがお前を、裏切ったら。(小さく)そういう日もあるかもしんねえ。人間だ。そのときはお前が、最初におらに言え。</w:t>
       </w:r>
     </w:p>
     <w:p>
